--- a/manuscript/1-HCB Revised 2026/HCB_2026-018_Rebuttal Comments.docx
+++ b/manuscript/1-HCB Revised 2026/HCB_2026-018_Rebuttal Comments.docx
@@ -2084,6 +2084,56 @@
       <w:pPr>
         <w:rPr>
           <w:rFonts w:ascii="Times New Roman" w:hAnsi="Times New Roman" w:cs="Times New Roman"/>
+          <w:color w:val="0432FF"/>
+        </w:rPr>
+      </w:pPr>
+      <w:r>
+        <w:rPr>
+          <w:rFonts w:ascii="Times New Roman" w:hAnsi="Times New Roman" w:cs="Times New Roman"/>
+          <w:color w:val="0432FF"/>
+        </w:rPr>
+        <w:t xml:space="preserve">Yes, this was added. </w:t>
+      </w:r>
+      <w:r>
+        <w:rPr>
+          <w:rFonts w:ascii="Times New Roman" w:hAnsi="Times New Roman" w:cs="Times New Roman"/>
+          <w:color w:val="0432FF"/>
+        </w:rPr>
+        <w:t>Two p</w:t>
+      </w:r>
+      <w:r>
+        <w:rPr>
+          <w:rFonts w:ascii="Times New Roman" w:hAnsi="Times New Roman" w:cs="Times New Roman"/>
+          <w:color w:val="0432FF"/>
+        </w:rPr>
+        <w:t xml:space="preserve">revious </w:t>
+      </w:r>
+      <w:r>
+        <w:rPr>
+          <w:rFonts w:ascii="Times New Roman" w:hAnsi="Times New Roman" w:cs="Times New Roman"/>
+          <w:color w:val="0432FF"/>
+        </w:rPr>
+        <w:t xml:space="preserve">Cottonmouth </w:t>
+      </w:r>
+      <w:r>
+        <w:rPr>
+          <w:rFonts w:ascii="Times New Roman" w:hAnsi="Times New Roman" w:cs="Times New Roman"/>
+          <w:color w:val="0432FF"/>
+        </w:rPr>
+        <w:t>studies used radio telemetry</w:t>
+      </w:r>
+      <w:r>
+        <w:rPr>
+          <w:rFonts w:ascii="Times New Roman" w:hAnsi="Times New Roman" w:cs="Times New Roman"/>
+          <w:color w:val="0432FF"/>
+        </w:rPr>
+        <w:t xml:space="preserve"> at this site.</w:t>
+      </w:r>
+    </w:p>
+    <w:p>
+      <w:pPr>
+        <w:rPr>
+          <w:rFonts w:ascii="Times New Roman" w:hAnsi="Times New Roman" w:cs="Times New Roman"/>
         </w:rPr>
       </w:pPr>
       <w:r>
@@ -2134,515 +2184,599 @@
           <w:color w:val="0432FF"/>
         </w:rPr>
       </w:pPr>
+      <w:r>
+        <w:rPr>
+          <w:rFonts w:ascii="Times New Roman" w:hAnsi="Times New Roman" w:cs="Times New Roman"/>
+          <w:color w:val="0432FF"/>
+        </w:rPr>
+        <w:t>We have moved the hydrograph figures (formerly Figure 1) to the supplemental information section and have inserted a map of the study area as a new Figure 1.</w:t>
+      </w:r>
+      <w:r>
+        <w:rPr>
+          <w:rFonts w:ascii="Times New Roman" w:hAnsi="Times New Roman" w:cs="Times New Roman"/>
+          <w:color w:val="0432FF"/>
+        </w:rPr>
+        <w:t xml:space="preserve"> This map clearly shows that the entire wetland at the study cite was surveyed, that Cottonmouths were (unsurprisingly) restricted to wetland areas, and that potential habitat areas outside the wetland were surveyed and considered to be potential habitat (random points)</w:t>
+      </w:r>
+      <w:r>
+        <w:rPr>
+          <w:rFonts w:ascii="Times New Roman" w:hAnsi="Times New Roman" w:cs="Times New Roman"/>
+          <w:color w:val="0432FF"/>
+        </w:rPr>
+        <w:t>.</w:t>
+      </w:r>
+      <w:r>
+        <w:rPr>
+          <w:rFonts w:ascii="Times New Roman" w:hAnsi="Times New Roman" w:cs="Times New Roman"/>
+          <w:color w:val="0432FF"/>
+        </w:rPr>
+        <w:t xml:space="preserve"> </w:t>
+      </w:r>
+    </w:p>
+    <w:p>
+      <w:pPr>
+        <w:rPr>
+          <w:rFonts w:ascii="Times New Roman" w:hAnsi="Times New Roman" w:cs="Times New Roman"/>
+        </w:rPr>
+      </w:pPr>
+      <w:r>
+        <w:rPr>
+          <w:rFonts w:ascii="Times New Roman" w:hAnsi="Times New Roman" w:cs="Times New Roman"/>
+          <w:b/>
+          <w:bCs/>
+        </w:rPr>
+        <w:t>Materials and Methods</w:t>
+      </w:r>
+      <w:r>
+        <w:rPr>
+          <w:rFonts w:ascii="Times New Roman" w:hAnsi="Times New Roman" w:cs="Times New Roman"/>
+          <w:b/>
+          <w:bCs/>
+        </w:rPr>
+        <w:t>. Page 5 line 101 (section describing field collection):</w:t>
+      </w:r>
+      <w:r>
+        <w:rPr>
+          <w:rFonts w:ascii="Times New Roman" w:hAnsi="Times New Roman" w:cs="Times New Roman"/>
+        </w:rPr>
+        <w:t xml:space="preserve"> </w:t>
+      </w:r>
+      <w:r>
+        <w:rPr>
+          <w:rFonts w:ascii="Times New Roman" w:hAnsi="Times New Roman" w:cs="Times New Roman"/>
+        </w:rPr>
+        <w:t>A lot of important information left out here. How often and how long were areas searched? What was the searching strategy? Searching veg? Just open path? Effort allocation? Design of the paths searched? Was the whole search at will of the surveyor? All of these details and other relevant pieces of information need to be included here. Basically, be a complete pedant here and describe everything in terms of how you searched for snakes. Because the study is not telemetric, it seems like if there is not a formal design here, this could induce bias.</w:t>
+      </w:r>
+    </w:p>
+    <w:p>
+      <w:pPr>
+        <w:rPr>
+          <w:rFonts w:ascii="Times New Roman" w:hAnsi="Times New Roman" w:cs="Times New Roman"/>
+          <w:color w:val="0432FF"/>
+        </w:rPr>
+      </w:pPr>
+      <w:r>
+        <w:rPr>
+          <w:rFonts w:ascii="Times New Roman" w:hAnsi="Times New Roman" w:cs="Times New Roman"/>
+          <w:color w:val="0432FF"/>
+        </w:rPr>
+        <w:lastRenderedPageBreak/>
+        <w:t xml:space="preserve">We have </w:t>
+      </w:r>
+      <w:r>
+        <w:rPr>
+          <w:rFonts w:ascii="Times New Roman" w:hAnsi="Times New Roman" w:cs="Times New Roman"/>
+          <w:color w:val="0432FF"/>
+        </w:rPr>
+        <w:t xml:space="preserve">added details for conducting surveys. Searching was done haphazardly but covered the entirety of the wetland (map in Figure 1) at some point. This strategy may have some bias, but no more than might be expected of a telemetric study where individual variation and </w:t>
+      </w:r>
+      <w:r>
+        <w:rPr>
+          <w:rFonts w:ascii="Times New Roman" w:hAnsi="Times New Roman" w:cs="Times New Roman"/>
+          <w:color w:val="0432FF"/>
+        </w:rPr>
+        <w:t xml:space="preserve">habitat </w:t>
+      </w:r>
+      <w:r>
+        <w:rPr>
+          <w:rFonts w:ascii="Times New Roman" w:hAnsi="Times New Roman" w:cs="Times New Roman"/>
+          <w:color w:val="0432FF"/>
+        </w:rPr>
+        <w:t xml:space="preserve">preference of </w:t>
+      </w:r>
+      <w:r>
+        <w:rPr>
+          <w:rFonts w:ascii="Times New Roman" w:hAnsi="Times New Roman" w:cs="Times New Roman"/>
+          <w:color w:val="0432FF"/>
+        </w:rPr>
+        <w:t xml:space="preserve">selected </w:t>
+      </w:r>
+      <w:r>
+        <w:rPr>
+          <w:rFonts w:ascii="Times New Roman" w:hAnsi="Times New Roman" w:cs="Times New Roman"/>
+          <w:color w:val="0432FF"/>
+        </w:rPr>
+        <w:t xml:space="preserve">focal snakes might shape results. This study was always designed to be a basic natural history study of Cottonmouths in a dynamic </w:t>
+      </w:r>
+      <w:r>
+        <w:rPr>
+          <w:rFonts w:ascii="Times New Roman" w:hAnsi="Times New Roman" w:cs="Times New Roman"/>
+          <w:color w:val="0432FF"/>
+        </w:rPr>
+        <w:t>environment,</w:t>
+      </w:r>
+      <w:r>
+        <w:rPr>
+          <w:rFonts w:ascii="Times New Roman" w:hAnsi="Times New Roman" w:cs="Times New Roman"/>
+          <w:color w:val="0432FF"/>
+        </w:rPr>
+        <w:t xml:space="preserve"> and we argue that both sampling methods and results are defensible and supported in that context.</w:t>
+      </w:r>
+      <w:r>
+        <w:rPr>
+          <w:rFonts w:ascii="Times New Roman" w:hAnsi="Times New Roman" w:cs="Times New Roman"/>
+          <w:color w:val="0432FF"/>
+        </w:rPr>
+        <w:t xml:space="preserve"> The study was not designed to gage habitat occupancy or detection probability.</w:t>
+      </w:r>
+    </w:p>
+    <w:p>
+      <w:pPr>
+        <w:rPr>
+          <w:rFonts w:ascii="Times New Roman" w:hAnsi="Times New Roman" w:cs="Times New Roman"/>
+          <w:color w:val="0432FF"/>
+        </w:rPr>
+      </w:pPr>
+      <w:r>
+        <w:rPr>
+          <w:rFonts w:ascii="Times New Roman" w:hAnsi="Times New Roman" w:cs="Times New Roman"/>
+          <w:b/>
+          <w:bCs/>
+        </w:rPr>
+        <w:t>Materials and Methods</w:t>
+      </w:r>
+      <w:r>
+        <w:rPr>
+          <w:rFonts w:ascii="Times New Roman" w:hAnsi="Times New Roman" w:cs="Times New Roman"/>
+          <w:b/>
+          <w:bCs/>
+        </w:rPr>
+        <w:t xml:space="preserve">. Page 5 lines 103-105: </w:t>
+      </w:r>
+      <w:r>
+        <w:rPr>
+          <w:rFonts w:ascii="Times New Roman" w:hAnsi="Times New Roman" w:cs="Times New Roman"/>
+        </w:rPr>
+        <w:t>Was a scale trimmed to also know if an animal shed a PIT tag? I feel like I’ve heard of that happening in cottonmouths before.</w:t>
+      </w:r>
+    </w:p>
+    <w:p>
+      <w:pPr>
+        <w:rPr>
+          <w:rFonts w:ascii="Times New Roman" w:hAnsi="Times New Roman" w:cs="Times New Roman"/>
+        </w:rPr>
+      </w:pPr>
+      <w:r>
+        <w:rPr>
+          <w:rFonts w:ascii="Times New Roman" w:hAnsi="Times New Roman" w:cs="Times New Roman"/>
+          <w:b/>
+          <w:bCs/>
+        </w:rPr>
+        <w:t>Materials and Methods</w:t>
+      </w:r>
+      <w:r>
+        <w:rPr>
+          <w:rFonts w:ascii="Times New Roman" w:hAnsi="Times New Roman" w:cs="Times New Roman"/>
+          <w:b/>
+          <w:bCs/>
+        </w:rPr>
+        <w:t xml:space="preserve">. Page 5 lines 114-115: </w:t>
+      </w:r>
+      <w:r>
+        <w:rPr>
+          <w:rFonts w:ascii="Times New Roman" w:hAnsi="Times New Roman" w:cs="Times New Roman"/>
+        </w:rPr>
+        <w:t>Be interesting to know what proportion of females were gravid. Hopefully in the Results. I’ve always found it interesting noting how some areas have near 100% gravid rate, others not so much...</w:t>
+      </w:r>
+    </w:p>
+    <w:p>
+      <w:pPr>
+        <w:rPr>
+          <w:rFonts w:ascii="Times New Roman" w:hAnsi="Times New Roman" w:cs="Times New Roman"/>
+        </w:rPr>
+      </w:pPr>
+      <w:r>
+        <w:rPr>
+          <w:rFonts w:ascii="Times New Roman" w:hAnsi="Times New Roman" w:cs="Times New Roman"/>
+          <w:b/>
+          <w:bCs/>
+        </w:rPr>
+        <w:t>Materials and Methods</w:t>
+      </w:r>
+      <w:r>
+        <w:rPr>
+          <w:rFonts w:ascii="Times New Roman" w:hAnsi="Times New Roman" w:cs="Times New Roman"/>
+          <w:b/>
+          <w:bCs/>
+        </w:rPr>
+        <w:t xml:space="preserve">. Page 6 line 128: </w:t>
+      </w:r>
+      <w:r>
+        <w:rPr>
+          <w:rFonts w:ascii="Times New Roman" w:hAnsi="Times New Roman" w:cs="Times New Roman"/>
+        </w:rPr>
+        <w:t xml:space="preserve">Unfortunately, the whole premise of the paper appears to be based on documenting the full range of what cottonmouths “select”, but I fear that this is likely biased given there are likely areas cottonmouths select where cottonmouths are less detectable to humans. This may be a major issue given the framing of this paper.  </w:t>
+      </w:r>
+    </w:p>
+    <w:p>
+      <w:pPr>
+        <w:rPr>
+          <w:rFonts w:ascii="Times New Roman" w:hAnsi="Times New Roman" w:cs="Times New Roman"/>
+        </w:rPr>
+      </w:pPr>
+      <w:r>
+        <w:rPr>
+          <w:rFonts w:ascii="Times New Roman" w:hAnsi="Times New Roman" w:cs="Times New Roman"/>
+          <w:b/>
+          <w:bCs/>
+        </w:rPr>
+        <w:t>Materials and Methods</w:t>
+      </w:r>
+      <w:r>
+        <w:rPr>
+          <w:rFonts w:ascii="Times New Roman" w:hAnsi="Times New Roman" w:cs="Times New Roman"/>
+          <w:b/>
+          <w:bCs/>
+        </w:rPr>
+        <w:t xml:space="preserve">. Page 7 line 156: </w:t>
+      </w:r>
+      <w:r>
+        <w:rPr>
+          <w:rFonts w:ascii="Times New Roman" w:hAnsi="Times New Roman" w:cs="Times New Roman"/>
+        </w:rPr>
+        <w:t>More conventional to put acronym</w:t>
+      </w:r>
+      <w:r>
+        <w:rPr>
+          <w:rFonts w:ascii="Times New Roman" w:hAnsi="Times New Roman" w:cs="Times New Roman"/>
+        </w:rPr>
+        <w:t xml:space="preserve"> (of statistical test)</w:t>
+      </w:r>
+      <w:r>
+        <w:rPr>
+          <w:rFonts w:ascii="Times New Roman" w:hAnsi="Times New Roman" w:cs="Times New Roman"/>
+        </w:rPr>
+        <w:t xml:space="preserve"> in parentheses.</w:t>
+      </w:r>
+    </w:p>
+    <w:p>
+      <w:pPr>
+        <w:rPr>
+          <w:rFonts w:ascii="Times New Roman" w:hAnsi="Times New Roman" w:cs="Times New Roman"/>
+        </w:rPr>
+      </w:pPr>
+      <w:r>
+        <w:rPr>
+          <w:rFonts w:ascii="Times New Roman" w:hAnsi="Times New Roman" w:cs="Times New Roman"/>
+          <w:b/>
+          <w:bCs/>
+        </w:rPr>
+        <w:t>Discussion. Page 13 line</w:t>
+      </w:r>
+      <w:r>
+        <w:rPr>
+          <w:rFonts w:ascii="Times New Roman" w:hAnsi="Times New Roman" w:cs="Times New Roman"/>
+          <w:b/>
+          <w:bCs/>
+        </w:rPr>
+        <w:t>s</w:t>
+      </w:r>
+      <w:r>
+        <w:rPr>
+          <w:rFonts w:ascii="Times New Roman" w:hAnsi="Times New Roman" w:cs="Times New Roman"/>
+          <w:b/>
+          <w:bCs/>
+        </w:rPr>
+        <w:t xml:space="preserve"> 285-286:</w:t>
+      </w:r>
+      <w:r>
+        <w:rPr>
+          <w:rFonts w:ascii="Times New Roman" w:hAnsi="Times New Roman" w:cs="Times New Roman"/>
+        </w:rPr>
+        <w:t xml:space="preserve"> </w:t>
+      </w:r>
+      <w:r>
+        <w:rPr>
+          <w:rFonts w:ascii="Times New Roman" w:hAnsi="Times New Roman" w:cs="Times New Roman"/>
+        </w:rPr>
+        <w:t>Could be just me, but I did not come away from the Results section thinking this. Even after rereading the Results section for a second time...</w:t>
+      </w:r>
+    </w:p>
+    <w:p>
+      <w:pPr>
+        <w:rPr>
+          <w:rFonts w:ascii="Times New Roman" w:hAnsi="Times New Roman" w:cs="Times New Roman"/>
+        </w:rPr>
+      </w:pPr>
+      <w:r>
+        <w:rPr>
+          <w:rFonts w:ascii="Times New Roman" w:hAnsi="Times New Roman" w:cs="Times New Roman"/>
+          <w:b/>
+          <w:bCs/>
+        </w:rPr>
+        <w:t>Discussion. Page 13 line</w:t>
+      </w:r>
+      <w:r>
+        <w:rPr>
+          <w:rFonts w:ascii="Times New Roman" w:hAnsi="Times New Roman" w:cs="Times New Roman"/>
+          <w:b/>
+          <w:bCs/>
+        </w:rPr>
+        <w:t>s</w:t>
+      </w:r>
+      <w:r>
+        <w:rPr>
+          <w:rFonts w:ascii="Times New Roman" w:hAnsi="Times New Roman" w:cs="Times New Roman"/>
+          <w:b/>
+          <w:bCs/>
+        </w:rPr>
+        <w:t xml:space="preserve"> 28</w:t>
+      </w:r>
+      <w:r>
+        <w:rPr>
+          <w:rFonts w:ascii="Times New Roman" w:hAnsi="Times New Roman" w:cs="Times New Roman"/>
+          <w:b/>
+          <w:bCs/>
+        </w:rPr>
+        <w:t>8</w:t>
+      </w:r>
+      <w:r>
+        <w:rPr>
+          <w:rFonts w:ascii="Times New Roman" w:hAnsi="Times New Roman" w:cs="Times New Roman"/>
+          <w:b/>
+          <w:bCs/>
+        </w:rPr>
+        <w:t>-28</w:t>
+      </w:r>
+      <w:r>
+        <w:rPr>
+          <w:rFonts w:ascii="Times New Roman" w:hAnsi="Times New Roman" w:cs="Times New Roman"/>
+          <w:b/>
+          <w:bCs/>
+        </w:rPr>
+        <w:t>9</w:t>
+      </w:r>
+      <w:r>
+        <w:rPr>
+          <w:rFonts w:ascii="Times New Roman" w:hAnsi="Times New Roman" w:cs="Times New Roman"/>
+          <w:b/>
+          <w:bCs/>
+        </w:rPr>
+        <w:t>:</w:t>
+      </w:r>
+      <w:r>
+        <w:rPr>
+          <w:rFonts w:ascii="Times New Roman" w:hAnsi="Times New Roman" w:cs="Times New Roman"/>
+        </w:rPr>
+        <w:t xml:space="preserve"> </w:t>
+      </w:r>
+      <w:r>
+        <w:rPr>
+          <w:rFonts w:ascii="Times New Roman" w:hAnsi="Times New Roman" w:cs="Times New Roman"/>
+        </w:rPr>
+        <w:t xml:space="preserve">The authors state there was no selection, </w:t>
+      </w:r>
       <w:proofErr w:type="gramStart"/>
       <w:r>
         <w:rPr>
           <w:rFonts w:ascii="Times New Roman" w:hAnsi="Times New Roman" w:cs="Times New Roman"/>
-          <w:color w:val="0432FF"/>
-        </w:rPr>
-        <w:t>CMG::</w:t>
+        </w:rPr>
+        <w:t>than</w:t>
       </w:r>
       <w:proofErr w:type="gramEnd"/>
       <w:r>
         <w:rPr>
           <w:rFonts w:ascii="Times New Roman" w:hAnsi="Times New Roman" w:cs="Times New Roman"/>
-          <w:color w:val="0432FF"/>
-        </w:rPr>
-        <w:t>Maybe swap for map?</w:t>
-      </w:r>
-      <w:r>
-        <w:rPr>
-          <w:rFonts w:ascii="Times New Roman" w:hAnsi="Times New Roman" w:cs="Times New Roman"/>
-          <w:color w:val="0432FF"/>
-        </w:rPr>
-        <w:t xml:space="preserve"> Help show we searched everywhere.</w:t>
-      </w:r>
-    </w:p>
-    <w:p>
-      <w:pPr>
-        <w:rPr>
-          <w:rFonts w:ascii="Times New Roman" w:hAnsi="Times New Roman" w:cs="Times New Roman"/>
-        </w:rPr>
-      </w:pPr>
-      <w:r>
-        <w:rPr>
-          <w:rFonts w:ascii="Times New Roman" w:hAnsi="Times New Roman" w:cs="Times New Roman"/>
-          <w:b/>
-          <w:bCs/>
-        </w:rPr>
-        <w:t>Materials and Methods</w:t>
-      </w:r>
-      <w:r>
-        <w:rPr>
-          <w:rFonts w:ascii="Times New Roman" w:hAnsi="Times New Roman" w:cs="Times New Roman"/>
-          <w:b/>
-          <w:bCs/>
-        </w:rPr>
-        <w:t>. Page 5 line 101 (section describing field collection):</w:t>
-      </w:r>
-      <w:r>
-        <w:rPr>
-          <w:rFonts w:ascii="Times New Roman" w:hAnsi="Times New Roman" w:cs="Times New Roman"/>
         </w:rPr>
         <w:t xml:space="preserve"> </w:t>
       </w:r>
-      <w:r>
-        <w:rPr>
-          <w:rFonts w:ascii="Times New Roman" w:hAnsi="Times New Roman" w:cs="Times New Roman"/>
-        </w:rPr>
-        <w:t>A lot of important information left out here. How often and how long were areas searched? What was the searching strategy? Searching veg? Just open path? Effort allocation? Design of the paths searched? Was the whole search at will of the surveyor? All of these details and other relevant pieces of information need to be included here. Basically, be a complete pedant here and describe everything in terms of how you searched for snakes. Because the study is not telemetric, it seems like if there is not a formal design here, this could induce bias.</w:t>
-      </w:r>
-    </w:p>
-    <w:p>
-      <w:pPr>
-        <w:rPr>
-          <w:rFonts w:ascii="Times New Roman" w:hAnsi="Times New Roman" w:cs="Times New Roman"/>
-        </w:rPr>
-      </w:pPr>
-      <w:r>
-        <w:rPr>
-          <w:rFonts w:ascii="Times New Roman" w:hAnsi="Times New Roman" w:cs="Times New Roman"/>
-          <w:b/>
-          <w:bCs/>
-        </w:rPr>
-        <w:t>Materials and Methods</w:t>
-      </w:r>
-      <w:r>
-        <w:rPr>
-          <w:rFonts w:ascii="Times New Roman" w:hAnsi="Times New Roman" w:cs="Times New Roman"/>
-          <w:b/>
-          <w:bCs/>
-        </w:rPr>
-        <w:t xml:space="preserve">. Page 5 lines 103-105: </w:t>
-      </w:r>
-      <w:r>
-        <w:rPr>
-          <w:rFonts w:ascii="Times New Roman" w:hAnsi="Times New Roman" w:cs="Times New Roman"/>
-        </w:rPr>
-        <w:t>Was a scale trimmed to also know if an animal shed a PIT tag? I feel like I’ve heard of that happening in cottonmouths before.</w:t>
-      </w:r>
-    </w:p>
-    <w:p>
-      <w:pPr>
-        <w:rPr>
-          <w:rFonts w:ascii="Times New Roman" w:hAnsi="Times New Roman" w:cs="Times New Roman"/>
-        </w:rPr>
-      </w:pPr>
-      <w:r>
-        <w:rPr>
-          <w:rFonts w:ascii="Times New Roman" w:hAnsi="Times New Roman" w:cs="Times New Roman"/>
-          <w:b/>
-          <w:bCs/>
-        </w:rPr>
-        <w:t>Materials and Methods</w:t>
-      </w:r>
-      <w:r>
-        <w:rPr>
-          <w:rFonts w:ascii="Times New Roman" w:hAnsi="Times New Roman" w:cs="Times New Roman"/>
-          <w:b/>
-          <w:bCs/>
-        </w:rPr>
-        <w:t xml:space="preserve">. Page 5 lines 114-115: </w:t>
-      </w:r>
-      <w:r>
-        <w:rPr>
-          <w:rFonts w:ascii="Times New Roman" w:hAnsi="Times New Roman" w:cs="Times New Roman"/>
-        </w:rPr>
-        <w:t>Be interesting to know what proportion of females were gravid. Hopefully in the Results. I’ve always found it interesting noting how some areas have near 100% gravid rate, others not so much...</w:t>
-      </w:r>
-    </w:p>
-    <w:p>
-      <w:pPr>
-        <w:rPr>
-          <w:rFonts w:ascii="Times New Roman" w:hAnsi="Times New Roman" w:cs="Times New Roman"/>
-        </w:rPr>
-      </w:pPr>
-      <w:r>
-        <w:rPr>
-          <w:rFonts w:ascii="Times New Roman" w:hAnsi="Times New Roman" w:cs="Times New Roman"/>
-          <w:b/>
-          <w:bCs/>
+      <w:proofErr w:type="gramStart"/>
+      <w:r>
+        <w:rPr>
+          <w:rFonts w:ascii="Times New Roman" w:hAnsi="Times New Roman" w:cs="Times New Roman"/>
+        </w:rPr>
+        <w:t>that multivariate methods</w:t>
+      </w:r>
+      <w:proofErr w:type="gramEnd"/>
+      <w:r>
+        <w:rPr>
+          <w:rFonts w:ascii="Times New Roman" w:hAnsi="Times New Roman" w:cs="Times New Roman"/>
+        </w:rPr>
+        <w:t xml:space="preserve"> suggested selection, but this result is...just do to them selecting specific areas during the active season. Little bit of mental gymnastics there. IMO, cottonmouths appeared to be selecting certain habitats...</w:t>
+      </w:r>
+    </w:p>
+    <w:p>
+      <w:pPr>
+        <w:rPr>
+          <w:rFonts w:ascii="Times New Roman" w:hAnsi="Times New Roman" w:cs="Times New Roman"/>
+        </w:rPr>
+      </w:pPr>
+      <w:r>
+        <w:rPr>
+          <w:rFonts w:ascii="Times New Roman" w:hAnsi="Times New Roman" w:cs="Times New Roman"/>
+          <w:b/>
+          <w:bCs/>
+        </w:rPr>
+        <w:t>Discussion. Page 1</w:t>
+      </w:r>
+      <w:r>
+        <w:rPr>
+          <w:rFonts w:ascii="Times New Roman" w:hAnsi="Times New Roman" w:cs="Times New Roman"/>
+          <w:b/>
+          <w:bCs/>
+        </w:rPr>
+        <w:t>4</w:t>
+      </w:r>
+      <w:r>
+        <w:rPr>
+          <w:rFonts w:ascii="Times New Roman" w:hAnsi="Times New Roman" w:cs="Times New Roman"/>
+          <w:b/>
+          <w:bCs/>
+        </w:rPr>
+        <w:t xml:space="preserve"> line</w:t>
+      </w:r>
+      <w:r>
+        <w:rPr>
+          <w:rFonts w:ascii="Times New Roman" w:hAnsi="Times New Roman" w:cs="Times New Roman"/>
+          <w:b/>
+          <w:bCs/>
+        </w:rPr>
+        <w:t xml:space="preserve"> 307</w:t>
+      </w:r>
+      <w:r>
+        <w:rPr>
+          <w:rFonts w:ascii="Times New Roman" w:hAnsi="Times New Roman" w:cs="Times New Roman"/>
+          <w:b/>
+          <w:bCs/>
+        </w:rPr>
+        <w:t>:</w:t>
+      </w:r>
+      <w:r>
+        <w:rPr>
+          <w:rFonts w:ascii="Times New Roman" w:hAnsi="Times New Roman" w:cs="Times New Roman"/>
+        </w:rPr>
+        <w:t xml:space="preserve"> </w:t>
+      </w:r>
+      <w:r>
+        <w:rPr>
+          <w:rFonts w:ascii="Times New Roman" w:hAnsi="Times New Roman" w:cs="Times New Roman"/>
+        </w:rPr>
+        <w:t>Not including gravid females, correct?</w:t>
+      </w:r>
+    </w:p>
+    <w:p>
+      <w:pPr>
+        <w:rPr>
+          <w:rFonts w:ascii="Times New Roman" w:hAnsi="Times New Roman" w:cs="Times New Roman"/>
+        </w:rPr>
+      </w:pPr>
+      <w:r>
+        <w:rPr>
+          <w:rFonts w:ascii="Times New Roman" w:hAnsi="Times New Roman" w:cs="Times New Roman"/>
+          <w:b/>
+          <w:bCs/>
+        </w:rPr>
+        <w:t>Discussion. Page 1</w:t>
+      </w:r>
+      <w:r>
+        <w:rPr>
+          <w:rFonts w:ascii="Times New Roman" w:hAnsi="Times New Roman" w:cs="Times New Roman"/>
+          <w:b/>
+          <w:bCs/>
+        </w:rPr>
+        <w:t>4</w:t>
+      </w:r>
+      <w:r>
+        <w:rPr>
+          <w:rFonts w:ascii="Times New Roman" w:hAnsi="Times New Roman" w:cs="Times New Roman"/>
+          <w:b/>
+          <w:bCs/>
+        </w:rPr>
+        <w:t xml:space="preserve"> line</w:t>
+      </w:r>
+      <w:r>
+        <w:rPr>
+          <w:rFonts w:ascii="Times New Roman" w:hAnsi="Times New Roman" w:cs="Times New Roman"/>
+          <w:b/>
+          <w:bCs/>
+        </w:rPr>
+        <w:t>s 312-314</w:t>
+      </w:r>
+      <w:r>
+        <w:rPr>
+          <w:rFonts w:ascii="Times New Roman" w:hAnsi="Times New Roman" w:cs="Times New Roman"/>
+          <w:b/>
+          <w:bCs/>
+        </w:rPr>
+        <w:t>:</w:t>
+      </w:r>
+      <w:r>
+        <w:rPr>
+          <w:rFonts w:ascii="Times New Roman" w:hAnsi="Times New Roman" w:cs="Times New Roman"/>
+        </w:rPr>
+        <w:t xml:space="preserve"> </w:t>
+      </w:r>
+      <w:r>
+        <w:rPr>
+          <w:rFonts w:ascii="Times New Roman" w:hAnsi="Times New Roman" w:cs="Times New Roman"/>
+        </w:rPr>
+        <w:t>But didn’t the authors just say in the beginning of the paragraph that they found no variation between sexes? This is confusing, even after rereading a few times.</w:t>
+      </w:r>
+    </w:p>
+    <w:p>
+      <w:pPr>
+        <w:rPr>
+          <w:rFonts w:ascii="Times New Roman" w:hAnsi="Times New Roman" w:cs="Times New Roman"/>
+        </w:rPr>
+      </w:pPr>
+      <w:r>
+        <w:rPr>
+          <w:rFonts w:ascii="Times New Roman" w:hAnsi="Times New Roman" w:cs="Times New Roman"/>
+          <w:b/>
+          <w:bCs/>
+        </w:rPr>
+        <w:t>Discussion. Page 1</w:t>
+      </w:r>
+      <w:r>
+        <w:rPr>
+          <w:rFonts w:ascii="Times New Roman" w:hAnsi="Times New Roman" w:cs="Times New Roman"/>
+          <w:b/>
+          <w:bCs/>
+        </w:rPr>
+        <w:t>4</w:t>
+      </w:r>
+      <w:r>
+        <w:rPr>
+          <w:rFonts w:ascii="Times New Roman" w:hAnsi="Times New Roman" w:cs="Times New Roman"/>
+          <w:b/>
+          <w:bCs/>
+        </w:rPr>
+        <w:t xml:space="preserve"> line</w:t>
+      </w:r>
+      <w:r>
+        <w:rPr>
+          <w:rFonts w:ascii="Times New Roman" w:hAnsi="Times New Roman" w:cs="Times New Roman"/>
+          <w:b/>
+          <w:bCs/>
+        </w:rPr>
+        <w:t>s 319-321</w:t>
+      </w:r>
+      <w:r>
+        <w:rPr>
+          <w:rFonts w:ascii="Times New Roman" w:hAnsi="Times New Roman" w:cs="Times New Roman"/>
+          <w:b/>
+          <w:bCs/>
+        </w:rPr>
+        <w:t>:</w:t>
+      </w:r>
+      <w:r>
+        <w:rPr>
+          <w:rFonts w:ascii="Times New Roman" w:hAnsi="Times New Roman" w:cs="Times New Roman"/>
+        </w:rPr>
+        <w:t xml:space="preserve"> </w:t>
+      </w:r>
+      <w:r>
+        <w:rPr>
+          <w:rFonts w:ascii="Times New Roman" w:hAnsi="Times New Roman" w:cs="Times New Roman"/>
+        </w:rPr>
+        <w:t xml:space="preserve">As I am Delisle, I will self-admit some things….First, my cottonmouth habitat selection paper you reference here and another paper I published on cottonmouth spatial ecology in Ecosphere should have been combined into a single paper (but I was advised to get “as many papers as possible” during my Masters). Anyways, that spatial ecology paper in Ecosphere will also show that male spatial behavior (and presumably habitat selection) was at least partially driven by reproduction, e.g., males followed females to parturition sites and bred them after parturition (this happened regularly in the fall). At least, that </w:t>
+      </w:r>
+      <w:r>
+        <w:rPr>
+          <w:rFonts w:ascii="Times New Roman" w:hAnsi="Times New Roman" w:cs="Times New Roman"/>
         </w:rPr>
         <w:lastRenderedPageBreak/>
-        <w:t>Materials and Methods</w:t>
-      </w:r>
-      <w:r>
-        <w:rPr>
-          <w:rFonts w:ascii="Times New Roman" w:hAnsi="Times New Roman" w:cs="Times New Roman"/>
-          <w:b/>
-          <w:bCs/>
-        </w:rPr>
-        <w:t xml:space="preserve">. Page 6 line 128: </w:t>
-      </w:r>
-      <w:r>
-        <w:rPr>
-          <w:rFonts w:ascii="Times New Roman" w:hAnsi="Times New Roman" w:cs="Times New Roman"/>
-        </w:rPr>
-        <w:t xml:space="preserve">Unfortunately, the whole premise of the paper appears to be based on documenting the full range of what cottonmouths “select”, but I fear that this is likely biased given there are likely areas cottonmouths select where cottonmouths are less detectable to humans. This may be a major issue given the framing of this paper.  </w:t>
-      </w:r>
-    </w:p>
-    <w:p>
-      <w:pPr>
-        <w:rPr>
-          <w:rFonts w:ascii="Times New Roman" w:hAnsi="Times New Roman" w:cs="Times New Roman"/>
-        </w:rPr>
-      </w:pPr>
-      <w:r>
-        <w:rPr>
-          <w:rFonts w:ascii="Times New Roman" w:hAnsi="Times New Roman" w:cs="Times New Roman"/>
-          <w:b/>
-          <w:bCs/>
-        </w:rPr>
-        <w:t>Materials and Methods</w:t>
-      </w:r>
-      <w:r>
-        <w:rPr>
-          <w:rFonts w:ascii="Times New Roman" w:hAnsi="Times New Roman" w:cs="Times New Roman"/>
-          <w:b/>
-          <w:bCs/>
-        </w:rPr>
-        <w:t xml:space="preserve">. Page 7 line 156: </w:t>
-      </w:r>
-      <w:r>
-        <w:rPr>
-          <w:rFonts w:ascii="Times New Roman" w:hAnsi="Times New Roman" w:cs="Times New Roman"/>
-        </w:rPr>
-        <w:t>More conventional to put acronym</w:t>
-      </w:r>
-      <w:r>
-        <w:rPr>
-          <w:rFonts w:ascii="Times New Roman" w:hAnsi="Times New Roman" w:cs="Times New Roman"/>
-        </w:rPr>
-        <w:t xml:space="preserve"> (of statistical test)</w:t>
-      </w:r>
-      <w:r>
-        <w:rPr>
-          <w:rFonts w:ascii="Times New Roman" w:hAnsi="Times New Roman" w:cs="Times New Roman"/>
-        </w:rPr>
-        <w:t xml:space="preserve"> in parentheses.</w:t>
-      </w:r>
-    </w:p>
-    <w:p>
-      <w:pPr>
-        <w:rPr>
-          <w:rFonts w:ascii="Times New Roman" w:hAnsi="Times New Roman" w:cs="Times New Roman"/>
-        </w:rPr>
-      </w:pPr>
-      <w:r>
-        <w:rPr>
-          <w:rFonts w:ascii="Times New Roman" w:hAnsi="Times New Roman" w:cs="Times New Roman"/>
-          <w:b/>
-          <w:bCs/>
-        </w:rPr>
-        <w:t>Discussion. Page 13 line</w:t>
-      </w:r>
-      <w:r>
-        <w:rPr>
-          <w:rFonts w:ascii="Times New Roman" w:hAnsi="Times New Roman" w:cs="Times New Roman"/>
-          <w:b/>
-          <w:bCs/>
-        </w:rPr>
-        <w:t>s</w:t>
-      </w:r>
-      <w:r>
-        <w:rPr>
-          <w:rFonts w:ascii="Times New Roman" w:hAnsi="Times New Roman" w:cs="Times New Roman"/>
-          <w:b/>
-          <w:bCs/>
-        </w:rPr>
-        <w:t xml:space="preserve"> 285-286:</w:t>
-      </w:r>
-      <w:r>
-        <w:rPr>
-          <w:rFonts w:ascii="Times New Roman" w:hAnsi="Times New Roman" w:cs="Times New Roman"/>
-        </w:rPr>
-        <w:t xml:space="preserve"> </w:t>
-      </w:r>
-      <w:r>
-        <w:rPr>
-          <w:rFonts w:ascii="Times New Roman" w:hAnsi="Times New Roman" w:cs="Times New Roman"/>
-        </w:rPr>
-        <w:t>Could be just me, but I did not come away from the Results section thinking this. Even after rereading the Results section for a second time...</w:t>
-      </w:r>
-    </w:p>
-    <w:p>
-      <w:pPr>
-        <w:rPr>
-          <w:rFonts w:ascii="Times New Roman" w:hAnsi="Times New Roman" w:cs="Times New Roman"/>
-        </w:rPr>
-      </w:pPr>
-      <w:r>
-        <w:rPr>
-          <w:rFonts w:ascii="Times New Roman" w:hAnsi="Times New Roman" w:cs="Times New Roman"/>
-          <w:b/>
-          <w:bCs/>
-        </w:rPr>
-        <w:t>Discussion. Page 13 line</w:t>
-      </w:r>
-      <w:r>
-        <w:rPr>
-          <w:rFonts w:ascii="Times New Roman" w:hAnsi="Times New Roman" w:cs="Times New Roman"/>
-          <w:b/>
-          <w:bCs/>
-        </w:rPr>
-        <w:t>s</w:t>
-      </w:r>
-      <w:r>
-        <w:rPr>
-          <w:rFonts w:ascii="Times New Roman" w:hAnsi="Times New Roman" w:cs="Times New Roman"/>
-          <w:b/>
-          <w:bCs/>
-        </w:rPr>
-        <w:t xml:space="preserve"> 28</w:t>
-      </w:r>
-      <w:r>
-        <w:rPr>
-          <w:rFonts w:ascii="Times New Roman" w:hAnsi="Times New Roman" w:cs="Times New Roman"/>
-          <w:b/>
-          <w:bCs/>
-        </w:rPr>
-        <w:t>8</w:t>
-      </w:r>
-      <w:r>
-        <w:rPr>
-          <w:rFonts w:ascii="Times New Roman" w:hAnsi="Times New Roman" w:cs="Times New Roman"/>
-          <w:b/>
-          <w:bCs/>
-        </w:rPr>
-        <w:t>-28</w:t>
-      </w:r>
-      <w:r>
-        <w:rPr>
-          <w:rFonts w:ascii="Times New Roman" w:hAnsi="Times New Roman" w:cs="Times New Roman"/>
-          <w:b/>
-          <w:bCs/>
-        </w:rPr>
-        <w:t>9</w:t>
-      </w:r>
-      <w:r>
-        <w:rPr>
-          <w:rFonts w:ascii="Times New Roman" w:hAnsi="Times New Roman" w:cs="Times New Roman"/>
-          <w:b/>
-          <w:bCs/>
-        </w:rPr>
-        <w:t>:</w:t>
-      </w:r>
-      <w:r>
-        <w:rPr>
-          <w:rFonts w:ascii="Times New Roman" w:hAnsi="Times New Roman" w:cs="Times New Roman"/>
-        </w:rPr>
-        <w:t xml:space="preserve"> </w:t>
-      </w:r>
-      <w:r>
-        <w:rPr>
-          <w:rFonts w:ascii="Times New Roman" w:hAnsi="Times New Roman" w:cs="Times New Roman"/>
-        </w:rPr>
-        <w:t xml:space="preserve">The authors state there was no selection, </w:t>
-      </w:r>
-      <w:proofErr w:type="gramStart"/>
-      <w:r>
-        <w:rPr>
-          <w:rFonts w:ascii="Times New Roman" w:hAnsi="Times New Roman" w:cs="Times New Roman"/>
-        </w:rPr>
-        <w:t>than</w:t>
-      </w:r>
-      <w:proofErr w:type="gramEnd"/>
-      <w:r>
-        <w:rPr>
-          <w:rFonts w:ascii="Times New Roman" w:hAnsi="Times New Roman" w:cs="Times New Roman"/>
-        </w:rPr>
-        <w:t xml:space="preserve"> </w:t>
-      </w:r>
-      <w:proofErr w:type="gramStart"/>
-      <w:r>
-        <w:rPr>
-          <w:rFonts w:ascii="Times New Roman" w:hAnsi="Times New Roman" w:cs="Times New Roman"/>
-        </w:rPr>
-        <w:t>that multivariate methods</w:t>
-      </w:r>
-      <w:proofErr w:type="gramEnd"/>
-      <w:r>
-        <w:rPr>
-          <w:rFonts w:ascii="Times New Roman" w:hAnsi="Times New Roman" w:cs="Times New Roman"/>
-        </w:rPr>
-        <w:t xml:space="preserve"> suggested selection, but this result is...just do to them selecting specific areas during the active season. Little bit of mental gymnastics there. IMO, cottonmouths appeared to be selecting certain habitats...</w:t>
-      </w:r>
-    </w:p>
-    <w:p>
-      <w:pPr>
-        <w:rPr>
-          <w:rFonts w:ascii="Times New Roman" w:hAnsi="Times New Roman" w:cs="Times New Roman"/>
-        </w:rPr>
-      </w:pPr>
-      <w:r>
-        <w:rPr>
-          <w:rFonts w:ascii="Times New Roman" w:hAnsi="Times New Roman" w:cs="Times New Roman"/>
-          <w:b/>
-          <w:bCs/>
-        </w:rPr>
-        <w:t>Discussion. Page 1</w:t>
-      </w:r>
-      <w:r>
-        <w:rPr>
-          <w:rFonts w:ascii="Times New Roman" w:hAnsi="Times New Roman" w:cs="Times New Roman"/>
-          <w:b/>
-          <w:bCs/>
-        </w:rPr>
-        <w:t>4</w:t>
-      </w:r>
-      <w:r>
-        <w:rPr>
-          <w:rFonts w:ascii="Times New Roman" w:hAnsi="Times New Roman" w:cs="Times New Roman"/>
-          <w:b/>
-          <w:bCs/>
-        </w:rPr>
-        <w:t xml:space="preserve"> line</w:t>
-      </w:r>
-      <w:r>
-        <w:rPr>
-          <w:rFonts w:ascii="Times New Roman" w:hAnsi="Times New Roman" w:cs="Times New Roman"/>
-          <w:b/>
-          <w:bCs/>
-        </w:rPr>
-        <w:t xml:space="preserve"> 307</w:t>
-      </w:r>
-      <w:r>
-        <w:rPr>
-          <w:rFonts w:ascii="Times New Roman" w:hAnsi="Times New Roman" w:cs="Times New Roman"/>
-          <w:b/>
-          <w:bCs/>
-        </w:rPr>
-        <w:t>:</w:t>
-      </w:r>
-      <w:r>
-        <w:rPr>
-          <w:rFonts w:ascii="Times New Roman" w:hAnsi="Times New Roman" w:cs="Times New Roman"/>
-        </w:rPr>
-        <w:t xml:space="preserve"> </w:t>
-      </w:r>
-      <w:r>
-        <w:rPr>
-          <w:rFonts w:ascii="Times New Roman" w:hAnsi="Times New Roman" w:cs="Times New Roman"/>
-        </w:rPr>
-        <w:t>Not including gravid females, correct?</w:t>
-      </w:r>
-    </w:p>
-    <w:p>
-      <w:pPr>
-        <w:rPr>
-          <w:rFonts w:ascii="Times New Roman" w:hAnsi="Times New Roman" w:cs="Times New Roman"/>
-        </w:rPr>
-      </w:pPr>
-      <w:r>
-        <w:rPr>
-          <w:rFonts w:ascii="Times New Roman" w:hAnsi="Times New Roman" w:cs="Times New Roman"/>
-          <w:b/>
-          <w:bCs/>
-        </w:rPr>
-        <w:t>Discussion. Page 1</w:t>
-      </w:r>
-      <w:r>
-        <w:rPr>
-          <w:rFonts w:ascii="Times New Roman" w:hAnsi="Times New Roman" w:cs="Times New Roman"/>
-          <w:b/>
-          <w:bCs/>
-        </w:rPr>
-        <w:t>4</w:t>
-      </w:r>
-      <w:r>
-        <w:rPr>
-          <w:rFonts w:ascii="Times New Roman" w:hAnsi="Times New Roman" w:cs="Times New Roman"/>
-          <w:b/>
-          <w:bCs/>
-        </w:rPr>
-        <w:t xml:space="preserve"> line</w:t>
-      </w:r>
-      <w:r>
-        <w:rPr>
-          <w:rFonts w:ascii="Times New Roman" w:hAnsi="Times New Roman" w:cs="Times New Roman"/>
-          <w:b/>
-          <w:bCs/>
-        </w:rPr>
-        <w:t>s 312-314</w:t>
-      </w:r>
-      <w:r>
-        <w:rPr>
-          <w:rFonts w:ascii="Times New Roman" w:hAnsi="Times New Roman" w:cs="Times New Roman"/>
-          <w:b/>
-          <w:bCs/>
-        </w:rPr>
-        <w:t>:</w:t>
-      </w:r>
-      <w:r>
-        <w:rPr>
-          <w:rFonts w:ascii="Times New Roman" w:hAnsi="Times New Roman" w:cs="Times New Roman"/>
-        </w:rPr>
-        <w:t xml:space="preserve"> </w:t>
-      </w:r>
-      <w:r>
-        <w:rPr>
-          <w:rFonts w:ascii="Times New Roman" w:hAnsi="Times New Roman" w:cs="Times New Roman"/>
-        </w:rPr>
-        <w:t>But didn’t the authors just say in the beginning of the paragraph that they found no variation between sexes? This is confusing, even after rereading a few times.</w:t>
-      </w:r>
-    </w:p>
-    <w:p>
-      <w:pPr>
-        <w:rPr>
-          <w:rFonts w:ascii="Times New Roman" w:hAnsi="Times New Roman" w:cs="Times New Roman"/>
-        </w:rPr>
-      </w:pPr>
-      <w:r>
-        <w:rPr>
-          <w:rFonts w:ascii="Times New Roman" w:hAnsi="Times New Roman" w:cs="Times New Roman"/>
-          <w:b/>
-          <w:bCs/>
-        </w:rPr>
-        <w:t>Discussion. Page 1</w:t>
-      </w:r>
-      <w:r>
-        <w:rPr>
-          <w:rFonts w:ascii="Times New Roman" w:hAnsi="Times New Roman" w:cs="Times New Roman"/>
-          <w:b/>
-          <w:bCs/>
-        </w:rPr>
-        <w:t>4</w:t>
-      </w:r>
-      <w:r>
-        <w:rPr>
-          <w:rFonts w:ascii="Times New Roman" w:hAnsi="Times New Roman" w:cs="Times New Roman"/>
-          <w:b/>
-          <w:bCs/>
-        </w:rPr>
-        <w:t xml:space="preserve"> line</w:t>
-      </w:r>
-      <w:r>
-        <w:rPr>
-          <w:rFonts w:ascii="Times New Roman" w:hAnsi="Times New Roman" w:cs="Times New Roman"/>
-          <w:b/>
-          <w:bCs/>
-        </w:rPr>
-        <w:t>s 319-321</w:t>
-      </w:r>
-      <w:r>
-        <w:rPr>
-          <w:rFonts w:ascii="Times New Roman" w:hAnsi="Times New Roman" w:cs="Times New Roman"/>
-          <w:b/>
-          <w:bCs/>
-        </w:rPr>
-        <w:t>:</w:t>
-      </w:r>
-      <w:r>
-        <w:rPr>
-          <w:rFonts w:ascii="Times New Roman" w:hAnsi="Times New Roman" w:cs="Times New Roman"/>
-        </w:rPr>
-        <w:t xml:space="preserve"> </w:t>
-      </w:r>
-      <w:r>
-        <w:rPr>
-          <w:rFonts w:ascii="Times New Roman" w:hAnsi="Times New Roman" w:cs="Times New Roman"/>
-        </w:rPr>
-        <w:t>As I am Delisle, I will self-admit some things….First, my cottonmouth habitat selection paper you reference here and another paper I published on cottonmouth spatial ecology in Ecosphere should have been combined into a single paper (but I was advised to get “as many papers as possible” during my Masters). Anyways, that spatial ecology paper in Ecosphere will also show that male spatial behavior (and presumably habitat selection) was at least partially driven by reproduction, e.g., males followed females to parturition sites and bred them after parturition (this happened regularly in the fall). At least, that is what I recollect. NOTE: I am not self-promoting here, just saying there is another reference out here that will link cottonmouths to this sentence.</w:t>
+        <w:t>is what I recollect. NOTE: I am not self-promoting here, just saying there is another reference out here that will link cottonmouths to this sentence.</w:t>
       </w:r>
     </w:p>
     <w:p>

--- a/manuscript/1-HCB Revised 2026/HCB_2026-018_Rebuttal Comments.docx
+++ b/manuscript/1-HCB Revised 2026/HCB_2026-018_Rebuttal Comments.docx
@@ -1738,6 +1738,19 @@
         </w:rPr>
         <w:t>. My study sites would get hammered at various times of the year.</w:t>
       </w:r>
+      <w:r>
+        <w:rPr>
+          <w:rFonts w:ascii="Times New Roman" w:hAnsi="Times New Roman" w:cs="Times New Roman"/>
+        </w:rPr>
+        <w:t xml:space="preserve"> </w:t>
+      </w:r>
+      <w:r>
+        <w:rPr>
+          <w:rFonts w:ascii="Times New Roman" w:hAnsi="Times New Roman" w:cs="Times New Roman"/>
+          <w:color w:val="0432FF"/>
+        </w:rPr>
+        <w:t>OK.</w:t>
+      </w:r>
     </w:p>
     <w:p>
       <w:pPr>
@@ -2324,7 +2337,6 @@
       <w:pPr>
         <w:rPr>
           <w:rFonts w:ascii="Times New Roman" w:hAnsi="Times New Roman" w:cs="Times New Roman"/>
-          <w:color w:val="0432FF"/>
         </w:rPr>
       </w:pPr>
       <w:r>
@@ -2354,6 +2366,21 @@
       <w:pPr>
         <w:rPr>
           <w:rFonts w:ascii="Times New Roman" w:hAnsi="Times New Roman" w:cs="Times New Roman"/>
+          <w:color w:val="0432FF"/>
+        </w:rPr>
+      </w:pPr>
+      <w:r>
+        <w:rPr>
+          <w:rFonts w:ascii="Times New Roman" w:hAnsi="Times New Roman" w:cs="Times New Roman"/>
+          <w:color w:val="0432FF"/>
+        </w:rPr>
+        <w:t>No this was not done. We are not aware of snakes being able to expel tags injected subcutaneously.</w:t>
+      </w:r>
+    </w:p>
+    <w:p>
+      <w:pPr>
+        <w:rPr>
+          <w:rFonts w:ascii="Times New Roman" w:hAnsi="Times New Roman" w:cs="Times New Roman"/>
         </w:rPr>
       </w:pPr>
       <w:r>
@@ -2412,6 +2439,35 @@
       <w:pPr>
         <w:rPr>
           <w:rFonts w:ascii="Times New Roman" w:hAnsi="Times New Roman" w:cs="Times New Roman"/>
+          <w:color w:val="0432FF"/>
+        </w:rPr>
+      </w:pPr>
+      <w:r>
+        <w:rPr>
+          <w:rFonts w:ascii="Times New Roman" w:hAnsi="Times New Roman" w:cs="Times New Roman"/>
+          <w:color w:val="0432FF"/>
+        </w:rPr>
+        <w:t xml:space="preserve">Fig. 1 is a map showing clearly that we searched </w:t>
+      </w:r>
+      <w:r>
+        <w:rPr>
+          <w:rFonts w:ascii="Times New Roman" w:hAnsi="Times New Roman" w:cs="Times New Roman"/>
+          <w:color w:val="0432FF"/>
+        </w:rPr>
+        <w:t xml:space="preserve">far more of the available wetland and adjacent upland habitat than was used by observed cottonmouths. </w:t>
+      </w:r>
+      <w:r>
+        <w:rPr>
+          <w:rFonts w:ascii="Times New Roman" w:hAnsi="Times New Roman" w:cs="Times New Roman"/>
+          <w:color w:val="0432FF"/>
+        </w:rPr>
+        <w:t>The PCA analysis (Fig. 2) also shows that cottonmouths seem to choose a subset of available habitat features, even though habitat features span the general continuum from aquatic to terrestrial. We do not think calling this ‘habitat selection’ is outside of its conventional use in the literature.</w:t>
+      </w:r>
+    </w:p>
+    <w:p>
+      <w:pPr>
+        <w:rPr>
+          <w:rFonts w:ascii="Times New Roman" w:hAnsi="Times New Roman" w:cs="Times New Roman"/>
         </w:rPr>
       </w:pPr>
       <w:r>
@@ -2453,6 +2509,28 @@
       <w:pPr>
         <w:rPr>
           <w:rFonts w:ascii="Times New Roman" w:hAnsi="Times New Roman" w:cs="Times New Roman"/>
+          <w:color w:val="0432FF"/>
+        </w:rPr>
+      </w:pPr>
+      <w:r>
+        <w:rPr>
+          <w:rFonts w:ascii="Times New Roman" w:hAnsi="Times New Roman" w:cs="Times New Roman"/>
+          <w:color w:val="0432FF"/>
+        </w:rPr>
+        <w:t>Acronyms are used in parenthesis at first use</w:t>
+      </w:r>
+      <w:r>
+        <w:rPr>
+          <w:rFonts w:ascii="Times New Roman" w:hAnsi="Times New Roman" w:cs="Times New Roman"/>
+          <w:color w:val="0432FF"/>
+        </w:rPr>
+        <w:t>.</w:t>
+      </w:r>
+    </w:p>
+    <w:p>
+      <w:pPr>
+        <w:rPr>
+          <w:rFonts w:ascii="Times New Roman" w:hAnsi="Times New Roman" w:cs="Times New Roman"/>
         </w:rPr>
       </w:pPr>
       <w:r>
@@ -2599,6 +2677,36 @@
       <w:pPr>
         <w:rPr>
           <w:rFonts w:ascii="Times New Roman" w:hAnsi="Times New Roman" w:cs="Times New Roman"/>
+          <w:color w:val="0432FF"/>
+        </w:rPr>
+      </w:pPr>
+      <w:r>
+        <w:rPr>
+          <w:rFonts w:ascii="Times New Roman" w:hAnsi="Times New Roman" w:cs="Times New Roman"/>
+          <w:color w:val="0432FF"/>
+        </w:rPr>
+        <w:t xml:space="preserve">We argue that </w:t>
+      </w:r>
+      <w:r>
+        <w:rPr>
+          <w:rFonts w:ascii="Times New Roman" w:hAnsi="Times New Roman" w:cs="Times New Roman"/>
+          <w:color w:val="0432FF"/>
+        </w:rPr>
+        <w:t xml:space="preserve">generalist use of habitat features in a type of habitat selection (generalized). If habitat selection can be viewed on a continuum from use of only specific habitat features to general use of most or all habitat features, cottonmouths are more generalized. We have added </w:t>
+      </w:r>
+      <w:r>
+        <w:rPr>
+          <w:rFonts w:ascii="Times New Roman" w:hAnsi="Times New Roman" w:cs="Times New Roman"/>
+          <w:color w:val="0432FF"/>
+        </w:rPr>
+        <w:lastRenderedPageBreak/>
+        <w:t>words clarifying that the distribution of available habitat features was wider than the distribution of features used by cottonmouths (e.g. used in different relative abundance, proportion, etc. – data from PCA analysis supports this)</w:t>
+      </w:r>
+    </w:p>
+    <w:p>
+      <w:pPr>
+        <w:rPr>
+          <w:rFonts w:ascii="Times New Roman" w:hAnsi="Times New Roman" w:cs="Times New Roman"/>
         </w:rPr>
       </w:pPr>
       <w:r>
@@ -2658,6 +2766,56 @@
       <w:pPr>
         <w:rPr>
           <w:rFonts w:ascii="Times New Roman" w:hAnsi="Times New Roman" w:cs="Times New Roman"/>
+          <w:color w:val="0432FF"/>
+        </w:rPr>
+      </w:pPr>
+      <w:r>
+        <w:rPr>
+          <w:rFonts w:ascii="Times New Roman" w:hAnsi="Times New Roman" w:cs="Times New Roman"/>
+          <w:color w:val="0432FF"/>
+        </w:rPr>
+        <w:t>Gravid females not considered</w:t>
+      </w:r>
+      <w:r>
+        <w:rPr>
+          <w:rFonts w:ascii="Times New Roman" w:hAnsi="Times New Roman" w:cs="Times New Roman"/>
+          <w:color w:val="0432FF"/>
+        </w:rPr>
+        <w:t xml:space="preserve"> in analysis</w:t>
+      </w:r>
+      <w:r>
+        <w:rPr>
+          <w:rFonts w:ascii="Times New Roman" w:hAnsi="Times New Roman" w:cs="Times New Roman"/>
+          <w:color w:val="0432FF"/>
+        </w:rPr>
+        <w:t>.</w:t>
+      </w:r>
+      <w:r>
+        <w:rPr>
+          <w:rFonts w:ascii="Times New Roman" w:hAnsi="Times New Roman" w:cs="Times New Roman"/>
+          <w:color w:val="0432FF"/>
+        </w:rPr>
+        <w:t xml:space="preserve"> At the end of the ‘Field Collection’ section we previously stated, “</w:t>
+      </w:r>
+      <w:r>
+        <w:rPr>
+          <w:rFonts w:ascii="Times New Roman" w:hAnsi="Times New Roman" w:cs="Times New Roman"/>
+          <w:color w:val="0432FF"/>
+        </w:rPr>
+        <w:t>Gravid females were not used in analysis due to known differences in habitat use while gravid (Delisle et al. 2019).</w:t>
+      </w:r>
+      <w:r>
+        <w:rPr>
+          <w:rFonts w:ascii="Times New Roman" w:hAnsi="Times New Roman" w:cs="Times New Roman"/>
+          <w:color w:val="0432FF"/>
+        </w:rPr>
+        <w:t>”</w:t>
+      </w:r>
+    </w:p>
+    <w:p>
+      <w:pPr>
+        <w:rPr>
+          <w:rFonts w:ascii="Times New Roman" w:hAnsi="Times New Roman" w:cs="Times New Roman"/>
         </w:rPr>
       </w:pPr>
       <w:r>
@@ -2717,6 +2875,58 @@
       <w:pPr>
         <w:rPr>
           <w:rFonts w:ascii="Times New Roman" w:hAnsi="Times New Roman" w:cs="Times New Roman"/>
+          <w:color w:val="0432FF"/>
+        </w:rPr>
+      </w:pPr>
+      <w:r>
+        <w:rPr>
+          <w:rFonts w:ascii="Times New Roman" w:hAnsi="Times New Roman" w:cs="Times New Roman"/>
+          <w:color w:val="0432FF"/>
+        </w:rPr>
+        <w:t>The mentioned section was a discussion of previous work, not results of our study.</w:t>
+      </w:r>
+      <w:r>
+        <w:rPr>
+          <w:rFonts w:ascii="Times New Roman" w:hAnsi="Times New Roman" w:cs="Times New Roman"/>
+          <w:color w:val="0432FF"/>
+        </w:rPr>
+        <w:t xml:space="preserve"> “</w:t>
+      </w:r>
+      <w:r>
+        <w:rPr>
+          <w:rFonts w:ascii="Times New Roman" w:hAnsi="Times New Roman" w:cs="Times New Roman"/>
+          <w:color w:val="0432FF"/>
+        </w:rPr>
+        <w:t xml:space="preserve">Delisle et al. (2019) identified </w:t>
+      </w:r>
+      <w:proofErr w:type="spellStart"/>
+      <w:r>
+        <w:rPr>
+          <w:rFonts w:ascii="Times New Roman" w:hAnsi="Times New Roman" w:cs="Times New Roman"/>
+          <w:color w:val="0432FF"/>
+        </w:rPr>
+        <w:t>interseasonal</w:t>
+      </w:r>
+      <w:proofErr w:type="spellEnd"/>
+      <w:r>
+        <w:rPr>
+          <w:rFonts w:ascii="Times New Roman" w:hAnsi="Times New Roman" w:cs="Times New Roman"/>
+          <w:color w:val="0432FF"/>
+        </w:rPr>
+        <w:t xml:space="preserve"> and intersexual specializations in microhabitat use</w:t>
+      </w:r>
+      <w:r>
+        <w:rPr>
+          <w:rFonts w:ascii="Times New Roman" w:hAnsi="Times New Roman" w:cs="Times New Roman"/>
+          <w:color w:val="0432FF"/>
+        </w:rPr>
+        <w:t>…”</w:t>
+      </w:r>
+    </w:p>
+    <w:p>
+      <w:pPr>
+        <w:rPr>
+          <w:rFonts w:ascii="Times New Roman" w:hAnsi="Times New Roman" w:cs="Times New Roman"/>
         </w:rPr>
       </w:pPr>
       <w:r>
@@ -2769,14 +2979,39 @@
         <w:rPr>
           <w:rFonts w:ascii="Times New Roman" w:hAnsi="Times New Roman" w:cs="Times New Roman"/>
         </w:rPr>
-        <w:t xml:space="preserve">As I am Delisle, I will self-admit some things….First, my cottonmouth habitat selection paper you reference here and another paper I published on cottonmouth spatial ecology in Ecosphere should have been combined into a single paper (but I was advised to get “as many papers as possible” during my Masters). Anyways, that spatial ecology paper in Ecosphere will also show that male spatial behavior (and presumably habitat selection) was at least partially driven by reproduction, e.g., males followed females to parturition sites and bred them after parturition (this happened regularly in the fall). At least, that </w:t>
-      </w:r>
-      <w:r>
-        <w:rPr>
-          <w:rFonts w:ascii="Times New Roman" w:hAnsi="Times New Roman" w:cs="Times New Roman"/>
-        </w:rPr>
-        <w:lastRenderedPageBreak/>
-        <w:t>is what I recollect. NOTE: I am not self-promoting here, just saying there is another reference out here that will link cottonmouths to this sentence.</w:t>
+        <w:t>As I am Delisle, I will self-admit some things….First, my cottonmouth habitat selection paper you reference here and another paper I published on cottonmouth spatial ecology in Ecosphere should have been combined into a single paper (but I was advised to get “as many papers as possible” during my Masters). Anyways, that spatial ecology paper in Ecosphere will also show that male spatial behavior (and presumably habitat selection) was at least partially driven by reproduction, e.g., males followed females to parturition sites and bred them after parturition (this happened regularly in the fall). At least, that is what I recollect. NOTE: I am not self-promoting here, just saying there is another reference out here that will link cottonmouths to this sentence.</w:t>
+      </w:r>
+    </w:p>
+    <w:p>
+      <w:pPr>
+        <w:rPr>
+          <w:rFonts w:ascii="Times New Roman" w:hAnsi="Times New Roman" w:cs="Times New Roman"/>
+          <w:color w:val="0432FF"/>
+        </w:rPr>
+      </w:pPr>
+      <w:r>
+        <w:rPr>
+          <w:rFonts w:ascii="Times New Roman" w:hAnsi="Times New Roman" w:cs="Times New Roman"/>
+          <w:color w:val="0432FF"/>
+          <w:highlight w:val="yellow"/>
+        </w:rPr>
+        <w:t xml:space="preserve">OK. We have added a citation </w:t>
+      </w:r>
+      <w:r>
+        <w:rPr>
+          <w:rFonts w:ascii="Times New Roman" w:hAnsi="Times New Roman" w:cs="Times New Roman"/>
+          <w:color w:val="0432FF"/>
+          <w:highlight w:val="yellow"/>
+        </w:rPr>
+        <w:t xml:space="preserve">(Delisle et al. 2019 Ecosphere paper) </w:t>
+      </w:r>
+      <w:r>
+        <w:rPr>
+          <w:rFonts w:ascii="Times New Roman" w:hAnsi="Times New Roman" w:cs="Times New Roman"/>
+          <w:color w:val="0432FF"/>
+          <w:highlight w:val="yellow"/>
+        </w:rPr>
+        <w:t>to this work to help give more comprehensive coverage in the discussion.</w:t>
       </w:r>
     </w:p>
     <w:p>
@@ -4312,7 +4547,6 @@
   <w:style w:type="character" w:default="1" w:styleId="DefaultParagraphFont">
     <w:name w:val="Default Paragraph Font"/>
     <w:uiPriority w:val="1"/>
-    <w:semiHidden/>
     <w:unhideWhenUsed/>
   </w:style>
   <w:style w:type="table" w:default="1" w:styleId="TableNormal">

--- a/manuscript/1-HCB Revised 2026/HCB_2026-018_Rebuttal Comments.docx
+++ b/manuscript/1-HCB Revised 2026/HCB_2026-018_Rebuttal Comments.docx
@@ -1,6 +1,6 @@
 
 <file path=word/document.xml><?xml version="1.0" encoding="utf-8"?>
-<w:document xmlns:wpc="http://schemas.microsoft.com/office/word/2010/wordprocessingCanvas" xmlns:cx="http://schemas.microsoft.com/office/drawing/2014/chartex" xmlns:cx1="http://schemas.microsoft.com/office/drawing/2015/9/8/chartex" xmlns:cx2="http://schemas.microsoft.com/office/drawing/2015/10/21/chartex" xmlns:cx3="http://schemas.microsoft.com/office/drawing/2016/5/9/chartex" xmlns:cx4="http://schemas.microsoft.com/office/drawing/2016/5/10/chartex" xmlns:cx5="http://schemas.microsoft.com/office/drawing/2016/5/11/chartex" xmlns:cx6="http://schemas.microsoft.com/office/drawing/2016/5/12/chartex" xmlns:cx7="http://schemas.microsoft.com/office/drawing/2016/5/13/chartex" xmlns:cx8="http://schemas.microsoft.com/office/drawing/2016/5/14/chartex" xmlns:mc="http://schemas.openxmlformats.org/markup-compatibility/2006" xmlns:m="http://schemas.openxmlformats.org/officeDocument/2006/math" xmlns:aink="http://schemas.microsoft.com/office/drawing/2016/ink" xmlns:am3d="http://schemas.microsoft.com/office/drawing/2017/model3d" xmlns:oel="http://schemas.microsoft.com/office/2019/extlst" xmlns:r="http://schemas.openxmlformats.org/officeDocument/2006/relationships" xmlns:wp14="http://schemas.microsoft.com/office/word/2010/wordprocessingDrawing" xmlns:wp="http://schemas.openxmlformats.org/drawingml/2006/wordprocessingDrawing" xmlns:wpg="http://schemas.microsoft.com/office/word/2010/wordprocessingGroup" xmlns:wpi="http://schemas.microsoft.com/office/word/2010/wordprocessingInk" xmlns:wps="http://schemas.microsoft.com/office/word/2010/wordprocessingShape" xmlns:o="urn:schemas-microsoft-com:office:office" xmlns:v="urn:schemas-microsoft-com:vml" xmlns:w10="urn:schemas-microsoft-com:office:word" xmlns:w="http://schemas.openxmlformats.org/wordprocessingml/2006/main" xmlns:w14="http://schemas.microsoft.com/office/word/2010/wordml" xmlns:w15="http://schemas.microsoft.com/office/word/2012/wordml" xmlns:w16cex="http://schemas.microsoft.com/office/word/2018/wordml/cex" xmlns:w16cid="http://schemas.microsoft.com/office/word/2016/wordml/cid" xmlns:w16="http://schemas.microsoft.com/office/word/2018/wordml" xmlns:w16sdtdh="http://schemas.microsoft.com/office/word/2020/wordml/sdtdatahash" xmlns:w16sdtfl="http://schemas.microsoft.com/office/word/2024/wordml/sdtformatlock" xmlns:w16se="http://schemas.microsoft.com/office/word/2015/wordml/symex" xmlns:w16du="http://schemas.microsoft.com/office/word/2023/wordml/word16du" xmlns:wne="http://schemas.microsoft.com/office/word/2006/wordml" mc:Ignorable="w14 w15 w16se w16cid w16 w16cex w16sdtdh w16sdtfl w16du wp14">
+<w:document xmlns:wpc="http://schemas.microsoft.com/office/word/2010/wordprocessingCanvas" xmlns:cx="http://schemas.microsoft.com/office/drawing/2014/chartex" xmlns:cx1="http://schemas.microsoft.com/office/drawing/2015/9/8/chartex" xmlns:cx2="http://schemas.microsoft.com/office/drawing/2015/10/21/chartex" xmlns:cx3="http://schemas.microsoft.com/office/drawing/2016/5/9/chartex" xmlns:cx4="http://schemas.microsoft.com/office/drawing/2016/5/10/chartex" xmlns:cx5="http://schemas.microsoft.com/office/drawing/2016/5/11/chartex" xmlns:cx6="http://schemas.microsoft.com/office/drawing/2016/5/12/chartex" xmlns:cx7="http://schemas.microsoft.com/office/drawing/2016/5/13/chartex" xmlns:cx8="http://schemas.microsoft.com/office/drawing/2016/5/14/chartex" xmlns:mc="http://schemas.openxmlformats.org/markup-compatibility/2006" xmlns:m="http://schemas.openxmlformats.org/officeDocument/2006/math" xmlns:aink="http://schemas.microsoft.com/office/drawing/2016/ink" xmlns:am3d="http://schemas.microsoft.com/office/drawing/2017/model3d" xmlns:oel="http://schemas.microsoft.com/office/2019/extlst" xmlns:r="http://schemas.openxmlformats.org/officeDocument/2006/relationships" xmlns:wp14="http://schemas.microsoft.com/office/word/2010/wordprocessingDrawing" xmlns:wp="http://schemas.openxmlformats.org/drawingml/2006/wordprocessingDrawing" xmlns:wpg="http://schemas.microsoft.com/office/word/2010/wordprocessingGroup" xmlns:wpi="http://schemas.microsoft.com/office/word/2010/wordprocessingInk" xmlns:wps="http://schemas.microsoft.com/office/word/2010/wordprocessingShape" xmlns:o="urn:schemas-microsoft-com:office:office" xmlns:v="urn:schemas-microsoft-com:vml" xmlns:w10="urn:schemas-microsoft-com:office:word" xmlns:w="http://schemas.openxmlformats.org/wordprocessingml/2006/main" xmlns:w14="http://schemas.microsoft.com/office/word/2010/wordml" xmlns:w15="http://schemas.microsoft.com/office/word/2012/wordml" xmlns:w16cei="http://schemas.microsoft.com/office/word/2026/wordml/cei" xmlns:w16cex="http://schemas.microsoft.com/office/word/2018/wordml/cex" xmlns:w16cid="http://schemas.microsoft.com/office/word/2016/wordml/cid" xmlns:w16="http://schemas.microsoft.com/office/word/2018/wordml" xmlns:w16sdtdh="http://schemas.microsoft.com/office/word/2020/wordml/sdtdatahash" xmlns:w16sdtfl="http://schemas.microsoft.com/office/word/2024/wordml/sdtformatlock" xmlns:w16se="http://schemas.microsoft.com/office/word/2015/wordml/symex" xmlns:w16du="http://schemas.microsoft.com/office/word/2023/wordml/word16du" xmlns:wne="http://schemas.microsoft.com/office/word/2006/wordml" mc:Ignorable="w14 w15 w16se w16cid w16 w16cex w16sdtdh w16sdtfl w16du wp14">
   <w:body>
     <w:p>
       <w:pPr>
@@ -409,14 +409,12 @@
         </w:rPr>
         <w:t xml:space="preserve">Under the assumption that detectability is homogenous in space...Maybe the main body discusses this </w:t>
       </w:r>
-      <w:proofErr w:type="gramStart"/>
-      <w:r>
-        <w:rPr>
-          <w:rFonts w:ascii="Times New Roman" w:hAnsi="Times New Roman" w:cs="Times New Roman"/>
-        </w:rPr>
-        <w:t>more, but</w:t>
-      </w:r>
-      <w:proofErr w:type="gramEnd"/>
+      <w:r>
+        <w:rPr>
+          <w:rFonts w:ascii="Times New Roman" w:hAnsi="Times New Roman" w:cs="Times New Roman"/>
+        </w:rPr>
+        <w:t>more but</w:t>
+      </w:r>
       <w:r>
         <w:rPr>
           <w:rFonts w:ascii="Times New Roman" w:hAnsi="Times New Roman" w:cs="Times New Roman"/>
@@ -605,7 +603,6 @@
         </w:rPr>
         <w:t xml:space="preserve">We used </w:t>
       </w:r>
-      <w:proofErr w:type="gramStart"/>
       <w:r>
         <w:rPr>
           <w:rFonts w:ascii="Times New Roman" w:hAnsi="Times New Roman" w:cs="Times New Roman"/>
@@ -618,9 +615,8 @@
           <w:rFonts w:ascii="Times New Roman" w:hAnsi="Times New Roman" w:cs="Times New Roman"/>
           <w:color w:val="0432FF"/>
         </w:rPr>
-        <w:t>rinciple</w:t>
-      </w:r>
-      <w:proofErr w:type="gramEnd"/>
+        <w:t>rincipal</w:t>
+      </w:r>
       <w:r>
         <w:rPr>
           <w:rFonts w:ascii="Times New Roman" w:hAnsi="Times New Roman" w:cs="Times New Roman"/>
@@ -2209,7 +2205,21 @@
           <w:rFonts w:ascii="Times New Roman" w:hAnsi="Times New Roman" w:cs="Times New Roman"/>
           <w:color w:val="0432FF"/>
         </w:rPr>
-        <w:t xml:space="preserve"> This map clearly shows that the entire wetland at the study cite was surveyed, that Cottonmouths were (unsurprisingly) restricted to wetland areas, and that potential habitat areas outside the wetland were surveyed and considered to be potential habitat (random points)</w:t>
+        <w:t xml:space="preserve"> This map clearly shows that the entire wetland at the study </w:t>
+      </w:r>
+      <w:r>
+        <w:rPr>
+          <w:rFonts w:ascii="Times New Roman" w:hAnsi="Times New Roman" w:cs="Times New Roman"/>
+          <w:color w:val="0432FF"/>
+        </w:rPr>
+        <w:t>s</w:t>
+      </w:r>
+      <w:r>
+        <w:rPr>
+          <w:rFonts w:ascii="Times New Roman" w:hAnsi="Times New Roman" w:cs="Times New Roman"/>
+          <w:color w:val="0432FF"/>
+        </w:rPr>
+        <w:t>ite was surveyed, that Cottonmouths were (unsurprisingly) restricted to wetland areas, and that potential habitat areas outside the wetland were surveyed and considered to be potential habitat (random points)</w:t>
       </w:r>
       <w:r>
         <w:rPr>
@@ -2281,7 +2291,28 @@
           <w:rFonts w:ascii="Times New Roman" w:hAnsi="Times New Roman" w:cs="Times New Roman"/>
           <w:color w:val="0432FF"/>
         </w:rPr>
-        <w:t xml:space="preserve">added details for conducting surveys. Searching was done haphazardly but covered the entirety of the wetland (map in Figure 1) at some point. This strategy may have some bias, but no more than might be expected of a telemetric study where individual variation and </w:t>
+        <w:t xml:space="preserve">added details for conducting surveys. Searching was done haphazardly but covered the entirety of the wetland </w:t>
+      </w:r>
+      <w:r>
+        <w:rPr>
+          <w:rFonts w:ascii="Times New Roman" w:hAnsi="Times New Roman" w:cs="Times New Roman"/>
+          <w:color w:val="0432FF"/>
+        </w:rPr>
+        <w:t>at some point</w:t>
+      </w:r>
+      <w:r>
+        <w:rPr>
+          <w:rFonts w:ascii="Times New Roman" w:hAnsi="Times New Roman" w:cs="Times New Roman"/>
+          <w:color w:val="0432FF"/>
+        </w:rPr>
+        <w:t xml:space="preserve"> </w:t>
+      </w:r>
+      <w:r>
+        <w:rPr>
+          <w:rFonts w:ascii="Times New Roman" w:hAnsi="Times New Roman" w:cs="Times New Roman"/>
+          <w:color w:val="0432FF"/>
+        </w:rPr>
+        <w:t xml:space="preserve">(map in Figure 1). This strategy may have some bias, but no more than might be expected of a telemetric study where individual variation and </w:t>
       </w:r>
       <w:r>
         <w:rPr>
@@ -2410,6 +2441,21 @@
       <w:pPr>
         <w:rPr>
           <w:rFonts w:ascii="Times New Roman" w:hAnsi="Times New Roman" w:cs="Times New Roman"/>
+          <w:color w:val="0432FF"/>
+        </w:rPr>
+      </w:pPr>
+      <w:r>
+        <w:rPr>
+          <w:rFonts w:ascii="Times New Roman" w:hAnsi="Times New Roman" w:cs="Times New Roman"/>
+          <w:color w:val="0432FF"/>
+        </w:rPr>
+        <w:t xml:space="preserve">We were not always able to determine whether a female was gravid. Early in the sampling season female reproductive status is not obvious. We attempted to account for this by not including gravid females in analyses. </w:t>
+      </w:r>
+    </w:p>
+    <w:p>
+      <w:pPr>
+        <w:rPr>
+          <w:rFonts w:ascii="Times New Roman" w:hAnsi="Times New Roman" w:cs="Times New Roman"/>
         </w:rPr>
       </w:pPr>
       <w:r>
@@ -2685,6 +2731,7 @@
           <w:rFonts w:ascii="Times New Roman" w:hAnsi="Times New Roman" w:cs="Times New Roman"/>
           <w:color w:val="0432FF"/>
         </w:rPr>
+        <w:lastRenderedPageBreak/>
         <w:t xml:space="preserve">We argue that </w:t>
       </w:r>
       <w:r>
@@ -2692,15 +2739,7 @@
           <w:rFonts w:ascii="Times New Roman" w:hAnsi="Times New Roman" w:cs="Times New Roman"/>
           <w:color w:val="0432FF"/>
         </w:rPr>
-        <w:t xml:space="preserve">generalist use of habitat features in a type of habitat selection (generalized). If habitat selection can be viewed on a continuum from use of only specific habitat features to general use of most or all habitat features, cottonmouths are more generalized. We have added </w:t>
-      </w:r>
-      <w:r>
-        <w:rPr>
-          <w:rFonts w:ascii="Times New Roman" w:hAnsi="Times New Roman" w:cs="Times New Roman"/>
-          <w:color w:val="0432FF"/>
-        </w:rPr>
-        <w:lastRenderedPageBreak/>
-        <w:t>words clarifying that the distribution of available habitat features was wider than the distribution of features used by cottonmouths (e.g. used in different relative abundance, proportion, etc. – data from PCA analysis supports this)</w:t>
+        <w:t>generalist use of habitat features in a type of habitat selection (generalized). If habitat selection can be viewed on a continuum from use of only specific habitat features to general use of most or all habitat features, cottonmouths are more generalized. We have added words clarifying that the distribution of available habitat features was wider than the distribution of features used by cottonmouths (e.g. used in different relative abundance, proportion, etc. – data from PCA analysis supports this)</w:t>
       </w:r>
     </w:p>
     <w:p>
@@ -4547,6 +4586,7 @@
   <w:style w:type="character" w:default="1" w:styleId="DefaultParagraphFont">
     <w:name w:val="Default Paragraph Font"/>
     <w:uiPriority w:val="1"/>
+    <w:semiHidden/>
     <w:unhideWhenUsed/>
   </w:style>
   <w:style w:type="table" w:default="1" w:styleId="TableNormal">

--- a/manuscript/1-HCB Revised 2026/HCB_2026-018_Rebuttal Comments.docx
+++ b/manuscript/1-HCB Revised 2026/HCB_2026-018_Rebuttal Comments.docx
@@ -2620,6 +2620,21 @@
       <w:pPr>
         <w:rPr>
           <w:rFonts w:ascii="Times New Roman" w:hAnsi="Times New Roman" w:cs="Times New Roman"/>
+          <w:color w:val="0432FF"/>
+        </w:rPr>
+      </w:pPr>
+      <w:r>
+        <w:rPr>
+          <w:rFonts w:ascii="Times New Roman" w:hAnsi="Times New Roman" w:cs="Times New Roman"/>
+          <w:color w:val="0432FF"/>
+        </w:rPr>
+        <w:t>We have clarified wording.</w:t>
+      </w:r>
+    </w:p>
+    <w:p>
+      <w:pPr>
+        <w:rPr>
+          <w:rFonts w:ascii="Times New Roman" w:hAnsi="Times New Roman" w:cs="Times New Roman"/>
         </w:rPr>
       </w:pPr>
       <w:r>
@@ -2716,22 +2731,28 @@
         <w:rPr>
           <w:rFonts w:ascii="Times New Roman" w:hAnsi="Times New Roman" w:cs="Times New Roman"/>
         </w:rPr>
-        <w:t xml:space="preserve"> suggested selection, but this result is...just do to them selecting specific areas during the active season. Little bit of mental gymnastics there. IMO, cottonmouths appeared to be selecting certain habitats...</w:t>
-      </w:r>
-    </w:p>
-    <w:p>
-      <w:pPr>
-        <w:rPr>
-          <w:rFonts w:ascii="Times New Roman" w:hAnsi="Times New Roman" w:cs="Times New Roman"/>
-          <w:color w:val="0432FF"/>
-        </w:rPr>
-      </w:pPr>
-      <w:r>
-        <w:rPr>
-          <w:rFonts w:ascii="Times New Roman" w:hAnsi="Times New Roman" w:cs="Times New Roman"/>
-          <w:color w:val="0432FF"/>
+        <w:t xml:space="preserve"> suggested selection, but this result is...just do to them selecting specific </w:t>
+      </w:r>
+      <w:r>
+        <w:rPr>
+          <w:rFonts w:ascii="Times New Roman" w:hAnsi="Times New Roman" w:cs="Times New Roman"/>
         </w:rPr>
         <w:lastRenderedPageBreak/>
+        <w:t>areas during the active season. Little bit of mental gymnastics there. IMO, cottonmouths appeared to be selecting certain habitats...</w:t>
+      </w:r>
+    </w:p>
+    <w:p>
+      <w:pPr>
+        <w:rPr>
+          <w:rFonts w:ascii="Times New Roman" w:hAnsi="Times New Roman" w:cs="Times New Roman"/>
+          <w:color w:val="0432FF"/>
+        </w:rPr>
+      </w:pPr>
+      <w:r>
+        <w:rPr>
+          <w:rFonts w:ascii="Times New Roman" w:hAnsi="Times New Roman" w:cs="Times New Roman"/>
+          <w:color w:val="0432FF"/>
+        </w:rPr>
         <w:t xml:space="preserve">We argue that </w:t>
       </w:r>
       <w:r>
@@ -2938,6 +2959,13 @@
         </w:rPr>
         <w:t xml:space="preserve">Delisle et al. (2019) identified </w:t>
       </w:r>
+      <w:r>
+        <w:rPr>
+          <w:rFonts w:ascii="Times New Roman" w:hAnsi="Times New Roman" w:cs="Times New Roman"/>
+          <w:color w:val="0432FF"/>
+        </w:rPr>
+        <w:t xml:space="preserve">more pronounced </w:t>
+      </w:r>
       <w:proofErr w:type="spellStart"/>
       <w:r>
         <w:rPr>
@@ -3032,25 +3060,8 @@
         <w:rPr>
           <w:rFonts w:ascii="Times New Roman" w:hAnsi="Times New Roman" w:cs="Times New Roman"/>
           <w:color w:val="0432FF"/>
-          <w:highlight w:val="yellow"/>
-        </w:rPr>
-        <w:t xml:space="preserve">OK. We have added a citation </w:t>
-      </w:r>
-      <w:r>
-        <w:rPr>
-          <w:rFonts w:ascii="Times New Roman" w:hAnsi="Times New Roman" w:cs="Times New Roman"/>
-          <w:color w:val="0432FF"/>
-          <w:highlight w:val="yellow"/>
-        </w:rPr>
-        <w:t xml:space="preserve">(Delisle et al. 2019 Ecosphere paper) </w:t>
-      </w:r>
-      <w:r>
-        <w:rPr>
-          <w:rFonts w:ascii="Times New Roman" w:hAnsi="Times New Roman" w:cs="Times New Roman"/>
-          <w:color w:val="0432FF"/>
-          <w:highlight w:val="yellow"/>
-        </w:rPr>
-        <w:t>to this work to help give more comprehensive coverage in the discussion.</w:t>
+        </w:rPr>
+        <w:t>Thank you for the reference. So that we do not conflate the habitat features study with the movement and home range study, we chose not to add the additional reference to the Ecosphere paper.</w:t>
       </w:r>
     </w:p>
     <w:p>
@@ -3092,6 +3103,50 @@
           <w:rFonts w:ascii="Times New Roman" w:hAnsi="Times New Roman" w:cs="Times New Roman"/>
         </w:rPr>
         <w:t xml:space="preserve"> of GAMS)? Seems to be some overfitting here. It may be better to trade statistical metrics to make inference on the true biological process here, which certain is less wiggly than some of the presented relationships.</w:t>
+      </w:r>
+    </w:p>
+    <w:p>
+      <w:pPr>
+        <w:rPr>
+          <w:rFonts w:ascii="Times New Roman" w:hAnsi="Times New Roman" w:cs="Times New Roman"/>
+          <w:color w:val="0432FF"/>
+        </w:rPr>
+      </w:pPr>
+      <w:r>
+        <w:rPr>
+          <w:rFonts w:ascii="Times New Roman" w:hAnsi="Times New Roman" w:cs="Times New Roman"/>
+          <w:color w:val="0432FF"/>
+        </w:rPr>
+        <w:lastRenderedPageBreak/>
+        <w:t xml:space="preserve">With the increase in studies using machine learning, the partial dependence plots are reasonably common in the literature. </w:t>
+      </w:r>
+      <w:r>
+        <w:rPr>
+          <w:rFonts w:ascii="Times New Roman" w:hAnsi="Times New Roman" w:cs="Times New Roman"/>
+          <w:color w:val="0432FF"/>
+        </w:rPr>
+        <w:t xml:space="preserve">We are not aware </w:t>
+      </w:r>
+      <w:r>
+        <w:rPr>
+          <w:rFonts w:ascii="Times New Roman" w:hAnsi="Times New Roman" w:cs="Times New Roman"/>
+          <w:color w:val="0432FF"/>
+        </w:rPr>
+        <w:t>how we migh</w:t>
+      </w:r>
+      <w:r>
+        <w:rPr>
+          <w:rFonts w:ascii="Times New Roman" w:hAnsi="Times New Roman" w:cs="Times New Roman"/>
+          <w:color w:val="0432FF"/>
+        </w:rPr>
+        <w:t>t</w:t>
+      </w:r>
+      <w:r>
+        <w:rPr>
+          <w:rFonts w:ascii="Times New Roman" w:hAnsi="Times New Roman" w:cs="Times New Roman"/>
+          <w:color w:val="0432FF"/>
+        </w:rPr>
+        <w:t xml:space="preserve"> include some sort of smoothing parameter.</w:t>
       </w:r>
     </w:p>
     <w:p>
@@ -3316,14 +3371,6 @@
       <w:pPr>
         <w:rPr>
           <w:rFonts w:ascii="Times New Roman" w:hAnsi="Times New Roman" w:cs="Times New Roman"/>
-          <w:color w:val="0432FF"/>
-        </w:rPr>
-      </w:pPr>
-    </w:p>
-    <w:p>
-      <w:pPr>
-        <w:rPr>
-          <w:rFonts w:ascii="Times New Roman" w:hAnsi="Times New Roman" w:cs="Times New Roman"/>
         </w:rPr>
       </w:pPr>
       <w:r>
@@ -3434,15 +3481,6 @@
       <w:pPr>
         <w:rPr>
           <w:rFonts w:ascii="Times New Roman" w:hAnsi="Times New Roman" w:cs="Times New Roman"/>
-          <w:b/>
-          <w:bCs/>
-        </w:rPr>
-      </w:pPr>
-    </w:p>
-    <w:p>
-      <w:pPr>
-        <w:rPr>
-          <w:rFonts w:ascii="Times New Roman" w:hAnsi="Times New Roman" w:cs="Times New Roman"/>
         </w:rPr>
       </w:pPr>
       <w:r>
@@ -3478,36 +3516,36 @@
           <w:rFonts w:ascii="Times New Roman" w:hAnsi="Times New Roman" w:cs="Times New Roman"/>
           <w:color w:val="0432FF"/>
         </w:rPr>
+        <w:t>As mentioned, w</w:t>
+      </w:r>
+      <w:r>
+        <w:rPr>
+          <w:rFonts w:ascii="Times New Roman" w:hAnsi="Times New Roman" w:cs="Times New Roman"/>
+          <w:color w:val="0432FF"/>
+        </w:rPr>
+        <w:t>e have removed much of the specialist vs generalist wording as it relates specifically to cottonmouths</w:t>
+      </w:r>
+      <w:r>
+        <w:rPr>
+          <w:rFonts w:ascii="Times New Roman" w:hAnsi="Times New Roman" w:cs="Times New Roman"/>
+          <w:color w:val="0432FF"/>
+        </w:rPr>
+        <w:t>. In retrospect, we understand how this may have been confusing.</w:t>
+      </w:r>
+    </w:p>
+    <w:p>
+      <w:pPr>
+        <w:rPr>
+          <w:rFonts w:ascii="Times New Roman" w:hAnsi="Times New Roman" w:cs="Times New Roman"/>
+        </w:rPr>
+      </w:pPr>
+      <w:r>
+        <w:rPr>
+          <w:rFonts w:ascii="Times New Roman" w:hAnsi="Times New Roman" w:cs="Times New Roman"/>
+          <w:b/>
+          <w:bCs/>
+        </w:rPr>
         <w:lastRenderedPageBreak/>
-        <w:t>As mentioned, w</w:t>
-      </w:r>
-      <w:r>
-        <w:rPr>
-          <w:rFonts w:ascii="Times New Roman" w:hAnsi="Times New Roman" w:cs="Times New Roman"/>
-          <w:color w:val="0432FF"/>
-        </w:rPr>
-        <w:t>e have removed much of the specialist vs generalist wording as it relates specifically to cottonmouths</w:t>
-      </w:r>
-      <w:r>
-        <w:rPr>
-          <w:rFonts w:ascii="Times New Roman" w:hAnsi="Times New Roman" w:cs="Times New Roman"/>
-          <w:color w:val="0432FF"/>
-        </w:rPr>
-        <w:t>. In retrospect, we understand how this may have been confusing.</w:t>
-      </w:r>
-    </w:p>
-    <w:p>
-      <w:pPr>
-        <w:rPr>
-          <w:rFonts w:ascii="Times New Roman" w:hAnsi="Times New Roman" w:cs="Times New Roman"/>
-        </w:rPr>
-      </w:pPr>
-      <w:r>
-        <w:rPr>
-          <w:rFonts w:ascii="Times New Roman" w:hAnsi="Times New Roman" w:cs="Times New Roman"/>
-          <w:b/>
-          <w:bCs/>
-        </w:rPr>
         <w:t>Introduction. Page 2 paragraph 1:</w:t>
       </w:r>
       <w:r>
@@ -3775,45 +3813,43 @@
           <w:rFonts w:ascii="Times New Roman" w:hAnsi="Times New Roman" w:cs="Times New Roman"/>
           <w:color w:val="0432FF"/>
         </w:rPr>
-        <w:t xml:space="preserve">We inserted a discussion of this paper. </w:t>
-      </w:r>
-      <w:r>
-        <w:rPr>
-          <w:rFonts w:ascii="Times New Roman" w:hAnsi="Times New Roman" w:cs="Times New Roman"/>
-          <w:color w:val="7030A0"/>
-        </w:rPr>
-        <w:t>(DO THIS)</w:t>
-      </w:r>
-    </w:p>
-    <w:p>
-      <w:pPr>
-        <w:rPr>
-          <w:rFonts w:ascii="Times New Roman" w:hAnsi="Times New Roman" w:cs="Times New Roman"/>
-          <w:color w:val="7030A0"/>
-        </w:rPr>
-      </w:pPr>
-    </w:p>
-    <w:p>
-      <w:pPr>
-        <w:rPr>
-          <w:rFonts w:ascii="Times New Roman" w:hAnsi="Times New Roman" w:cs="Times New Roman"/>
-          <w:color w:val="0432FF"/>
-        </w:rPr>
-      </w:pPr>
-      <w:r>
-        <w:rPr>
-          <w:rFonts w:ascii="Times New Roman" w:hAnsi="Times New Roman" w:cs="Times New Roman"/>
-          <w:color w:val="7030A0"/>
-        </w:rPr>
-        <w:t>Occupancy model not appropriate because it’s a single site.</w:t>
-      </w:r>
-    </w:p>
-    <w:p>
-      <w:pPr>
-        <w:rPr>
-          <w:rFonts w:ascii="Times New Roman" w:hAnsi="Times New Roman" w:cs="Times New Roman"/>
-        </w:rPr>
-      </w:pPr>
+        <w:t xml:space="preserve">We </w:t>
+      </w:r>
+      <w:r>
+        <w:rPr>
+          <w:rFonts w:ascii="Times New Roman" w:hAnsi="Times New Roman" w:cs="Times New Roman"/>
+          <w:color w:val="0432FF"/>
+        </w:rPr>
+        <w:t xml:space="preserve">have </w:t>
+      </w:r>
+      <w:r>
+        <w:rPr>
+          <w:rFonts w:ascii="Times New Roman" w:hAnsi="Times New Roman" w:cs="Times New Roman"/>
+          <w:color w:val="0432FF"/>
+        </w:rPr>
+        <w:t xml:space="preserve">inserted a discussion </w:t>
+      </w:r>
+      <w:r>
+        <w:rPr>
+          <w:rFonts w:ascii="Times New Roman" w:hAnsi="Times New Roman" w:cs="Times New Roman"/>
+          <w:color w:val="0432FF"/>
+        </w:rPr>
+        <w:t xml:space="preserve">and citation </w:t>
+      </w:r>
+      <w:r>
+        <w:rPr>
+          <w:rFonts w:ascii="Times New Roman" w:hAnsi="Times New Roman" w:cs="Times New Roman"/>
+          <w:color w:val="0432FF"/>
+        </w:rPr>
+        <w:t>of this paper</w:t>
+      </w:r>
+      <w:r>
+        <w:rPr>
+          <w:rFonts w:ascii="Times New Roman" w:hAnsi="Times New Roman" w:cs="Times New Roman"/>
+          <w:color w:val="0432FF"/>
+        </w:rPr>
+        <w:t>.</w:t>
+      </w:r>
       <w:r>
         <w:rPr>
           <w:rFonts w:ascii="Times New Roman" w:hAnsi="Times New Roman" w:cs="Times New Roman"/>
